--- a/rapports/2026-06-06/EQ6/EQ6_sup_v2/DR_013202020118/87-32-07-70.docx
+++ b/rapports/2026-06-06/EQ6/EQ6_sup_v2/DR_013202020118/87-32-07-70.docx
@@ -297,7 +297,7 @@
           <w:color w:val="1F6FEB"/>
           <w:sz w:val="22"/>
         </w:rPr>
-        <w:t>⚠ INCOHÉRENCES À CORRIGER (55)</w:t>
+        <w:t>⚠ INCOHÉRENCES À CORRIGER (53)</w:t>
       </w:r>
     </w:p>
     <w:tbl>
@@ -428,7 +428,7 @@
                 <w:i w:val="0"/>
                 <w:sz w:val="16"/>
               </w:rPr>
-              <w:t>S02</w:t>
+              <w:t>S11</w:t>
               <w:br/>
             </w:r>
             <w:r>
@@ -438,7 +438,7 @@
                 <w:color w:val="64748B"/>
                 <w:sz w:val="14"/>
               </w:rPr>
-              <w:t>Éducation</w:t>
+              <w:t>Logement / cadre de vie</w:t>
             </w:r>
           </w:p>
         </w:tc>
@@ -485,7 +485,7 @@
                 <w:i w:val="0"/>
                 <w:sz w:val="17"/>
               </w:rPr>
-              <w:t>Incohérence!!! seulement les écoles privées paient les frais de scolarité (y compris les frais d'inscription).</w:t>
+              <w:t>Incoherent!!! Le nombre de pièces occupés (5) est superieur aux nombres de personnes vivant dans le ménage.</w:t>
             </w:r>
           </w:p>
         </w:tc>
@@ -575,7 +575,7 @@
                 <w:i w:val="0"/>
                 <w:sz w:val="17"/>
               </w:rPr>
-              <w:t>Incoherent!!! Le nombre de pièces occupés (5) est superieur aux nombres de personnes vivant dans le ménage.</w:t>
+              <w:t>Prière de corriger cette incohérence.</w:t>
             </w:r>
           </w:p>
         </w:tc>
@@ -590,10 +590,10 @@
               <w:rPr>
                 <w:b/>
                 <w:i w:val="0"/>
-                <w:color w:val="DC2626"/>
+                <w:color w:val="EA580C"/>
                 <w:sz w:val="16"/>
               </w:rPr>
-              <w:t>Haute</w:t>
+              <w:t>Moyenne</w:t>
             </w:r>
           </w:p>
         </w:tc>
@@ -608,7 +608,7 @@
                 <w:i w:val="0"/>
                 <w:sz w:val="16"/>
               </w:rPr>
-              <w:t>S11</w:t>
+              <w:t>S00</w:t>
               <w:br/>
             </w:r>
             <w:r>
@@ -618,7 +618,7 @@
                 <w:color w:val="64748B"/>
                 <w:sz w:val="14"/>
               </w:rPr>
-              <w:t>Logement / cadre de vie</w:t>
+              <w:t>Identification</w:t>
             </w:r>
           </w:p>
         </w:tc>
@@ -665,7 +665,7 @@
                 <w:i w:val="0"/>
                 <w:sz w:val="17"/>
               </w:rPr>
-              <w:t>Prière de corriger cette incohérence.</w:t>
+              <w:t>L'adresse ou la localisation du ménage doit être bien renseignée, ne doit pas contenir des numéros de téléphone et elle semble courte pour être une adresse.</w:t>
             </w:r>
           </w:p>
         </w:tc>
@@ -724,7 +724,7 @@
                 <w:color w:val="16A34A"/>
                 <w:sz w:val="16"/>
               </w:rPr>
-              <w:t>—</w:t>
+              <w:t>s00q08, s00q10</w:t>
             </w:r>
           </w:p>
         </w:tc>
@@ -755,7 +755,7 @@
                 <w:i w:val="0"/>
                 <w:sz w:val="17"/>
               </w:rPr>
-              <w:t>L'adresse ou la localisation du ménage doit être bien renseignée, ne doit pas contenir des numéros de téléphone et elle semble courte pour être une adresse.</w:t>
+              <w:t>Prière de renseigner la bonne adresse.Le ménage de fama abdou ky n'est pas un ménage sélectionné mais soit plutot un ménage de remplacement s'il a été réellement enquêté sinon remettez-le au ménage non rempli.</w:t>
             </w:r>
           </w:p>
         </w:tc>
@@ -814,7 +814,7 @@
                 <w:color w:val="16A34A"/>
                 <w:sz w:val="16"/>
               </w:rPr>
-              <w:t>s00q08, s00q10</w:t>
+              <w:t>s00q12a, s00q12b</w:t>
             </w:r>
           </w:p>
         </w:tc>
@@ -845,7 +845,7 @@
                 <w:i w:val="0"/>
                 <w:sz w:val="17"/>
               </w:rPr>
-              <w:t>Prière de renseigner la bonne adresse.Le ménage de fama abdou ky n'est pas un ménage sélectionné mais soit plutot un ménage de remplacement s'il a été réellement enquêté sinon remettez-le au ménage non rempli.</w:t>
+              <w:t>Attention! Veillez bien renseigner le deuxième numero du chef de ménage(0.12b).</w:t>
             </w:r>
           </w:p>
         </w:tc>
@@ -878,7 +878,7 @@
                 <w:i w:val="0"/>
                 <w:sz w:val="16"/>
               </w:rPr>
-              <w:t>S00</w:t>
+              <w:t>S01</w:t>
               <w:br/>
             </w:r>
             <w:r>
@@ -888,7 +888,7 @@
                 <w:color w:val="64748B"/>
                 <w:sz w:val="14"/>
               </w:rPr>
-              <w:t>Identification</w:t>
+              <w:t>Démographie</w:t>
             </w:r>
           </w:p>
         </w:tc>
@@ -904,7 +904,7 @@
                 <w:color w:val="16A34A"/>
                 <w:sz w:val="16"/>
               </w:rPr>
-              <w:t>s00q12a, s00q12b</w:t>
+              <w:t>—</w:t>
             </w:r>
           </w:p>
         </w:tc>
@@ -935,7 +935,7 @@
                 <w:i w:val="0"/>
                 <w:sz w:val="17"/>
               </w:rPr>
-              <w:t>Attention! Veillez bien renseigner le deuxième numero du chef de ménage(0.12b).</w:t>
+              <w:t>La dépense de communication de ce ménage est nulle, c'est-à-dire aucun membre n'a dépensé de cartes prépayées, les transferts de crédit, les abonnements et les recharges internet ou de forfaits de données mobiles(hors appels vocaux) au cours de 30 derniers jours.</w:t>
             </w:r>
           </w:p>
         </w:tc>
@@ -1025,187 +1025,7 @@
                 <w:i w:val="0"/>
                 <w:sz w:val="17"/>
               </w:rPr>
-              <w:t>La dépense de communication de ce ménage est nulle, c'est-à-dire aucun membre n'a dépensé de cartes prépayées, les transferts de crédit, les abonnements et les recharges internet ou de forfaits de données mobiles(hors appels vocaux) au cours de 30 derniers jours.</w:t>
-            </w:r>
-          </w:p>
-        </w:tc>
-      </w:tr>
-      <w:tr>
-        <w:tc>
-          <w:tcPr>
-            <w:tcW w:type="dxa" w:w="964"/>
-          </w:tcPr>
-          <w:p>
-            <w:r>
-              <w:rPr>
-                <w:b/>
-                <w:i w:val="0"/>
-                <w:color w:val="EA580C"/>
-                <w:sz w:val="16"/>
-              </w:rPr>
-              <w:t>Moyenne</w:t>
-            </w:r>
-          </w:p>
-        </w:tc>
-        <w:tc>
-          <w:tcPr>
-            <w:tcW w:type="dxa" w:w="1247"/>
-          </w:tcPr>
-          <w:p>
-            <w:r>
-              <w:rPr>
-                <w:b/>
-                <w:i w:val="0"/>
-                <w:sz w:val="16"/>
-              </w:rPr>
-              <w:t>S01</w:t>
-              <w:br/>
-            </w:r>
-            <w:r>
-              <w:rPr>
-                <w:b w:val="0"/>
-                <w:i w:val="0"/>
-                <w:color w:val="64748B"/>
-                <w:sz w:val="14"/>
-              </w:rPr>
-              <w:t>Démographie</w:t>
-            </w:r>
-          </w:p>
-        </w:tc>
-        <w:tc>
-          <w:tcPr>
-            <w:tcW w:type="dxa" w:w="1531"/>
-          </w:tcPr>
-          <w:p>
-            <w:r>
-              <w:rPr>
-                <w:b/>
-                <w:i w:val="0"/>
-                <w:color w:val="16A34A"/>
-                <w:sz w:val="16"/>
-              </w:rPr>
-              <w:t>—</w:t>
-            </w:r>
-          </w:p>
-        </w:tc>
-        <w:tc>
-          <w:tcPr>
-            <w:tcW w:type="dxa" w:w="1191"/>
-          </w:tcPr>
-          <w:p>
-            <w:r>
-              <w:rPr>
-                <w:b w:val="0"/>
-                <w:i w:val="0"/>
-                <w:color w:val="64748B"/>
-                <w:sz w:val="16"/>
-              </w:rPr>
-              <w:t>GT-CQ</w:t>
-            </w:r>
-          </w:p>
-        </w:tc>
-        <w:tc>
-          <w:tcPr>
-            <w:tcW w:type="dxa" w:w="4706"/>
-          </w:tcPr>
-          <w:p>
-            <w:r>
-              <w:rPr>
-                <w:b w:val="0"/>
-                <w:i w:val="0"/>
-                <w:sz w:val="17"/>
-              </w:rPr>
               <w:t>Prière de corriger cette information auprès de l'enquêté ou founir d'explication auprès du QG</w:t>
-            </w:r>
-          </w:p>
-        </w:tc>
-      </w:tr>
-      <w:tr>
-        <w:tc>
-          <w:tcPr>
-            <w:tcW w:type="dxa" w:w="964"/>
-          </w:tcPr>
-          <w:p>
-            <w:r>
-              <w:rPr>
-                <w:b/>
-                <w:i w:val="0"/>
-                <w:color w:val="EA580C"/>
-                <w:sz w:val="16"/>
-              </w:rPr>
-              <w:t>Moyenne</w:t>
-            </w:r>
-          </w:p>
-        </w:tc>
-        <w:tc>
-          <w:tcPr>
-            <w:tcW w:type="dxa" w:w="1247"/>
-          </w:tcPr>
-          <w:p>
-            <w:r>
-              <w:rPr>
-                <w:b/>
-                <w:i w:val="0"/>
-                <w:sz w:val="16"/>
-              </w:rPr>
-              <w:t>S02</w:t>
-              <w:br/>
-            </w:r>
-            <w:r>
-              <w:rPr>
-                <w:b w:val="0"/>
-                <w:i w:val="0"/>
-                <w:color w:val="64748B"/>
-                <w:sz w:val="14"/>
-              </w:rPr>
-              <w:t>Éducation</w:t>
-            </w:r>
-          </w:p>
-        </w:tc>
-        <w:tc>
-          <w:tcPr>
-            <w:tcW w:type="dxa" w:w="1531"/>
-          </w:tcPr>
-          <w:p>
-            <w:r>
-              <w:rPr>
-                <w:b/>
-                <w:i w:val="0"/>
-                <w:color w:val="16A34A"/>
-                <w:sz w:val="16"/>
-              </w:rPr>
-              <w:t>—</w:t>
-            </w:r>
-          </w:p>
-        </w:tc>
-        <w:tc>
-          <w:tcPr>
-            <w:tcW w:type="dxa" w:w="1191"/>
-          </w:tcPr>
-          <w:p>
-            <w:r>
-              <w:rPr>
-                <w:b w:val="0"/>
-                <w:i w:val="0"/>
-                <w:color w:val="64748B"/>
-                <w:sz w:val="16"/>
-              </w:rPr>
-              <w:t>GT-CQ</w:t>
-            </w:r>
-          </w:p>
-        </w:tc>
-        <w:tc>
-          <w:tcPr>
-            <w:tcW w:type="dxa" w:w="4706"/>
-          </w:tcPr>
-          <w:p>
-            <w:r>
-              <w:rPr>
-                <w:b w:val="0"/>
-                <w:i w:val="0"/>
-                <w:sz w:val="17"/>
-              </w:rPr>
-              <w:t>veuillez, s'il vous plait, confirmer les frais de scolarité ( 6000 FCFA) payée de aminata aladji ly avec le QG ou apporter les corrections nécessaires.</w:t>
             </w:r>
           </w:p>
         </w:tc>
